--- a/zaini_case_audit_output/outputs/word/documents/173_-05-11~1.DOC.docx
+++ b/zaini_case_audit_output/outputs/word/documents/173_-05-11~1.DOC.docx
@@ -70,14 +70,13 @@
     <w:p/>
     <w:p>
       <w:pPr>
+        <w:pStyle w:val="Heading2"/>
         <w:jc w:val="right"/>
         <w:bidi/>
       </w:pPr>
       <w:r>
-        <w:rPr>
-          <w:b w:val="0"/>
-          <w:i w:val="0"/>
-        </w:rPr>
+        <w:t>[نص الضبط / الحكم — المتن الفعلي] ===</w:t>
+        <w:br/>
         <w:t>التاريخ: 05/11 /1445هـ</w:t>
       </w:r>
     </w:p>
@@ -239,27 +238,25 @@
     </w:p>
     <w:p>
       <w:pPr>
+        <w:pStyle w:val="Heading2"/>
         <w:jc w:val="right"/>
         <w:bidi/>
       </w:pPr>
       <w:r>
-        <w:rPr>
-          <w:b w:val="0"/>
-          <w:i w:val="0"/>
-        </w:rPr>
+        <w:t>[بيانات الأطراف: المدعي / المدعى عليه / الحاضرون] ===</w:t>
+        <w:br/>
         <w:t>قضايا سابقة مماثلة تم الحكم فيها برد دعوى المدعي :</w:t>
       </w:r>
     </w:p>
     <w:p>
       <w:pPr>
+        <w:pStyle w:val="Heading2"/>
         <w:jc w:val="right"/>
         <w:bidi/>
       </w:pPr>
       <w:r>
-        <w:rPr>
-          <w:b w:val="0"/>
-          <w:i w:val="0"/>
-        </w:rPr>
+        <w:t>[نص الضبط / الحكم — المتن الفعلي] ===</w:t>
+        <w:br/>
         <w:t>فى عام ١٤٣٣ هـ اي بعد ان تم هذا الصلح بيننا في المحكمة الادارية وتمت اجازته والزامنا بموجبه وهذه الدعوى بخصوص شركة كورتينا للصناعات الغذائية المحدودة ، وهي ضمن الشركات التي التخارج منها من قبله بموجب اتفاقية الصلح التي تمت بيننا.</w:t>
       </w:r>
     </w:p>
@@ -665,40 +662,37 @@
     </w:p>
     <w:p>
       <w:pPr>
+        <w:pStyle w:val="Heading2"/>
         <w:jc w:val="right"/>
         <w:bidi/>
       </w:pPr>
       <w:r>
-        <w:rPr>
-          <w:b w:val="0"/>
-          <w:i w:val="0"/>
-        </w:rPr>
+        <w:t>[بيانات الأطراف: المدعي / المدعى عليه / الحاضرون] ===</w:t>
+        <w:br/>
         <w:t>هوية وطنية رقم: (1008017301)</w:t>
       </w:r>
     </w:p>
     <w:p>
       <w:pPr>
+        <w:pStyle w:val="Heading2"/>
         <w:jc w:val="right"/>
         <w:bidi/>
       </w:pPr>
       <w:r>
-        <w:rPr>
-          <w:b w:val="0"/>
-          <w:i w:val="0"/>
-        </w:rPr>
+        <w:t>[ترويسة / كليشة وزارة العدل — معلومات رسمية متكررة] ===</w:t>
+        <w:br/>
         <w:t>جوال رقم/..................</w:t>
       </w:r>
     </w:p>
     <w:p>
       <w:pPr>
+        <w:pStyle w:val="Heading2"/>
         <w:jc w:val="right"/>
         <w:bidi/>
       </w:pPr>
       <w:r>
-        <w:rPr>
-          <w:b w:val="0"/>
-          <w:i w:val="0"/>
-        </w:rPr>
+        <w:t>[نص الضبط / الحكم — المتن الفعلي] ===</w:t>
+        <w:br/>
         <w:t>المرفقات:</w:t>
       </w:r>
     </w:p>

--- a/zaini_case_audit_output/outputs/word/documents/173_-05-11~1.DOC.docx
+++ b/zaini_case_audit_output/outputs/word/documents/173_-05-11~1.DOC.docx
@@ -75,34 +75,32 @@
         <w:bidi/>
       </w:pPr>
       <w:r>
-        <w:t>[نص الضبط / الحكم — المتن الفعلي] ===</w:t>
+        <w:t>[المتن الفعلي: الوقائع / الأسباب / المنطوق] ===</w:t>
         <w:br/>
         <w:t>التاريخ: 05/11 /1445هـ</w:t>
       </w:r>
     </w:p>
     <w:p>
       <w:pPr>
+        <w:pStyle w:val="Heading2"/>
         <w:jc w:val="right"/>
         <w:bidi/>
       </w:pPr>
       <w:r>
-        <w:rPr>
-          <w:b w:val="0"/>
-          <w:i w:val="0"/>
-        </w:rPr>
+        <w:t>[المُرسَل إليه / المخاطَب والتحية] ===</w:t>
+        <w:br/>
         <w:t>معالي الدكتور/ وليد بن محمد الصمعاني وزير العدل ورئيس المجلس الأعلى للقضاء ،، سلمه الله</w:t>
       </w:r>
     </w:p>
     <w:p>
       <w:pPr>
+        <w:pStyle w:val="Heading2"/>
         <w:jc w:val="right"/>
         <w:bidi/>
       </w:pPr>
       <w:r>
-        <w:rPr>
-          <w:b w:val="0"/>
-          <w:i w:val="0"/>
-        </w:rPr>
+        <w:t>[المتن الفعلي: الوقائع / الأسباب / المنطوق] ===</w:t>
+        <w:br/>
         <w:t>الســـلام عليكم ورحمة الله وبركاتــــه .. وبعد:</w:t>
       </w:r>
     </w:p>
@@ -255,7 +253,7 @@
         <w:bidi/>
       </w:pPr>
       <w:r>
-        <w:t>[نص الضبط / الحكم — المتن الفعلي] ===</w:t>
+        <w:t>[المتن الفعلي: الوقائع / الأسباب / المنطوق] ===</w:t>
         <w:br/>
         <w:t>فى عام ١٤٣٣ هـ اي بعد ان تم هذا الصلح بيننا في المحكمة الادارية وتمت اجازته والزامنا بموجبه وهذه الدعوى بخصوص شركة كورتينا للصناعات الغذائية المحدودة ، وهي ضمن الشركات التي التخارج منها من قبله بموجب اتفاقية الصلح التي تمت بيننا.</w:t>
       </w:r>
@@ -376,14 +374,13 @@
     </w:p>
     <w:p>
       <w:pPr>
+        <w:pStyle w:val="Heading2"/>
         <w:jc w:val="right"/>
         <w:bidi/>
       </w:pPr>
       <w:r>
-        <w:rPr>
-          <w:b w:val="0"/>
-          <w:i w:val="0"/>
-        </w:rPr>
+        <w:t>[الطلبات / المرفقات] ===</w:t>
+        <w:br/>
         <w:t>1- قدمت بمرفقات الالتماس مستندات مصرفية كدليل قاطع على قيام المشتري بسداد ديون على المورث من واقع شيكات وحوالات بنكية جميعها صادرة بتاريخ لاحق على بيع الحصص، وتقترب من 50 مليون ريال. ومستندات أخرى تفيد تحمل المشتري (المدعى عليه) نفقات معيشة المورث ونقات علاج ومصاريف طبية وجميعها لاحقة على تاريخ البيع وحتى وفاة المورث لمدة 7 سنوات كاملة بما يجاوز 12 مليون ريال، وهو ما يتفق مع البند خامساً من عقد البيع.</w:t>
       </w:r>
     </w:p>
@@ -415,14 +412,13 @@
     </w:p>
     <w:p>
       <w:pPr>
+        <w:pStyle w:val="Heading2"/>
         <w:jc w:val="right"/>
         <w:bidi/>
       </w:pPr>
       <w:r>
-        <w:rPr>
-          <w:b w:val="0"/>
-          <w:i w:val="0"/>
-        </w:rPr>
+        <w:t>[المتن الفعلي: الوقائع / الأسباب / المنطوق] ===</w:t>
+        <w:br/>
         <w:t>ورغم تحقق موجب قبول التماس إعادة النظر، إلا أن محكمة الاستئناف رفضت الالتماس شكلاً، وتناقضت في حكمها بالقول بأن عليا أن أقيم دعوى للمطالبة بما سددته من ديون على بائع الحصة.</w:t>
       </w:r>
     </w:p>
@@ -441,14 +437,13 @@
     </w:p>
     <w:p>
       <w:pPr>
+        <w:pStyle w:val="Heading2"/>
         <w:jc w:val="right"/>
         <w:bidi/>
       </w:pPr>
       <w:r>
-        <w:rPr>
-          <w:b w:val="0"/>
-          <w:i w:val="0"/>
-        </w:rPr>
+        <w:t>[الطلبات / المرفقات] ===</w:t>
+        <w:br/>
         <w:t>بناء على ما سبق</w:t>
       </w:r>
     </w:p>
@@ -467,14 +462,13 @@
     </w:p>
     <w:p>
       <w:pPr>
+        <w:pStyle w:val="Heading2"/>
         <w:jc w:val="right"/>
         <w:bidi/>
       </w:pPr>
       <w:r>
-        <w:rPr>
-          <w:b w:val="0"/>
-          <w:i w:val="0"/>
-        </w:rPr>
+        <w:t>[المتن الفعلي: الوقائع / الأسباب / المنطوق] ===</w:t>
+        <w:br/>
         <w:t>\---------------------- -------------------------- ----------- --------------- ------------- ----------- -------- ---- - -</w:t>
       </w:r>
     </w:p>
@@ -558,27 +552,25 @@
     </w:p>
     <w:p>
       <w:pPr>
+        <w:pStyle w:val="Heading2"/>
         <w:jc w:val="right"/>
         <w:bidi/>
       </w:pPr>
       <w:r>
-        <w:rPr>
-          <w:b w:val="0"/>
-          <w:i w:val="0"/>
-        </w:rPr>
+        <w:t>[الطلبات / المرفقات] ===</w:t>
+        <w:br/>
         <w:t>3-أرفقت المستندات الموثقة على السداد والوفاء بثمن الحصة والثابت بشيكات مصرفية، منها شيك بمبلغ 450 ألف ريال أهدرت المحكمة حجيته بقولها بالتسبيب: (أن المدعى عليه لم يعمد على هذا الجزء في السداد وربما يكون المبلغ لعلاقة أخرى\!\!)، كما أرفقت شيكات مجموعهما مبلغ 6 مليون ريال، وأهدرت المحكمة حجيتها –رغم عدم نزاع المدعين فيها - بحجة أن صور الشيكات المقدمة غير واضحة، كما رفضت مخاطبة البنوك ذات العلاقة لتفصح لها عن ما قمت بسدادة من ديون عن المورث بائع الحصص. وبعدما تقدمت بالتماس إعادة نظرعلى الحكم، وقدمت مرفقات موثقة تؤكد سدادي لديون عن المورث بائع الحصص، وتحملي تكاليف علاجه بمبالغ تزيد عن قيمة التعاقد، رفضت قبولها، ووجهت برفع دعوى مستقلة بها، وهو موقف غريب وعجيب من الدائرة.</w:t>
       </w:r>
     </w:p>
     <w:p>
       <w:pPr>
+        <w:pStyle w:val="Heading2"/>
         <w:jc w:val="right"/>
         <w:bidi/>
       </w:pPr>
       <w:r>
-        <w:rPr>
-          <w:b w:val="0"/>
-          <w:i w:val="0"/>
-        </w:rPr>
+        <w:t>[المتن الفعلي: الوقائع / الأسباب / المنطوق] ===</w:t>
+        <w:br/>
         <w:t>ثانياً: جاء تسبيب حكم الاستئنافً متجهاً في مسار واحد وهو أن ما يزعمه المدعي هو الصدق، وما يدفع به المدعى عليه غير صحيح، وهذا يعتبر بمثابة القضاء بالعلم الشخصي وغياب واضح عن الحياد الموضوعي، ونظراً لتأثر المحكمة بكذب المدعي، فقد غاب عنها إعمال نصوص نظام الإثبات واضحة الدلالة، فاتجهت في قضائها إلى القرائن الغير معتبرة، وخالفت المبدأ القضائي: (أن الأصل أن تتصدى محكمة الموضوع لأي دفع جوهري في الدعوى، والذي لو صح لتغير به وجه الحكم في الدعوى) والمبدأ القضائي القضائي: (أن الظاهر معتبر ما لم يطرأ ما يرده بيقين، ولا يعدل عنه إلا لحجة سالمة من الرد).</w:t>
       </w:r>
     </w:p>
@@ -649,14 +641,13 @@
     </w:p>
     <w:p>
       <w:pPr>
+        <w:pStyle w:val="Heading2"/>
         <w:jc w:val="right"/>
         <w:bidi/>
       </w:pPr>
       <w:r>
-        <w:rPr>
-          <w:b w:val="0"/>
-          <w:i w:val="0"/>
-        </w:rPr>
+        <w:t>[الطلبات / المرفقات] ===</w:t>
+        <w:br/>
         <w:t>مقدمه/ أسامة أحمد عباس زيني</w:t>
       </w:r>
     </w:p>
@@ -679,7 +670,7 @@
         <w:bidi/>
       </w:pPr>
       <w:r>
-        <w:t>[ترويسة / كليشة وزارة العدل — معلومات رسمية متكررة] ===</w:t>
+        <w:t>[ترويسة / كليشة رسمية — معلومات متكررة] ===</w:t>
         <w:br/>
         <w:t>جوال رقم/..................</w:t>
       </w:r>
@@ -691,47 +682,44 @@
         <w:bidi/>
       </w:pPr>
       <w:r>
-        <w:t>[نص الضبط / الحكم — المتن الفعلي] ===</w:t>
+        <w:t>[الطلبات / المرفقات] ===</w:t>
         <w:br/>
         <w:t>المرفقات:</w:t>
       </w:r>
     </w:p>
     <w:p>
       <w:pPr>
+        <w:pStyle w:val="Heading2"/>
         <w:jc w:val="right"/>
         <w:bidi/>
       </w:pPr>
       <w:r>
-        <w:rPr>
-          <w:b w:val="0"/>
-          <w:i w:val="0"/>
-        </w:rPr>
+        <w:t>[المتن الفعلي: الوقائع / الأسباب / المنطوق] ===</w:t>
+        <w:br/>
         <w:t>1-صورة عقد بيع حصة المورث بمبلغ 120 مليون.</w:t>
       </w:r>
     </w:p>
     <w:p>
       <w:pPr>
+        <w:pStyle w:val="Heading2"/>
         <w:jc w:val="right"/>
         <w:bidi/>
       </w:pPr>
       <w:r>
-        <w:rPr>
-          <w:b w:val="0"/>
-          <w:i w:val="0"/>
-        </w:rPr>
+        <w:t>[الطلبات / المرفقات] ===</w:t>
+        <w:br/>
         <w:t>2-صورة من قرار الشركاء بما يفيد تنازل المورث عن حصته بالقيمة الاسمية وموقع من عدنان.</w:t>
       </w:r>
     </w:p>
     <w:p>
       <w:pPr>
+        <w:pStyle w:val="Heading2"/>
         <w:jc w:val="right"/>
         <w:bidi/>
       </w:pPr>
       <w:r>
-        <w:rPr>
-          <w:b w:val="0"/>
-          <w:i w:val="0"/>
-        </w:rPr>
+        <w:t>[المتن الفعلي: الوقائع / الأسباب / المنطوق] ===</w:t>
+        <w:br/>
         <w:t>3-صورة شيك بمبلغ 450 ألف ريال، وصور شيكات أخرى بمبلغ 6مليون سداد ديون.</w:t>
       </w:r>
     </w:p>

--- a/zaini_case_audit_output/outputs/word/documents/173_-05-11~1.DOC.docx
+++ b/zaini_case_audit_output/outputs/word/documents/173_-05-11~1.DOC.docx
@@ -51,20 +51,6 @@
           <w:i/>
         </w:rPr>
         <w:t>[مخرج آلي / Script Output - سماوي]  [مخرج آلي يحتاج مراجعة بشرية - وردي]</w:t>
-      </w:r>
-    </w:p>
-    <w:p>
-      <w:pPr>
-        <w:jc w:val="right"/>
-        <w:bidi/>
-      </w:pPr>
-      <w:r>
-        <w:rPr>
-          <w:b w:val="0"/>
-          <w:i/>
-          <w:color w:val="C00000"/>
-        </w:rPr>
-        <w:t>[نص ممسوح OCR صُحِّح ترتيبه آلياً — قد يحتوي أخطاء طفيفة]</w:t>
       </w:r>
     </w:p>
     <w:p/>
@@ -218,7 +204,7 @@
           <w:b w:val="0"/>
           <w:i w:val="0"/>
         </w:rPr>
-        <w:t>.هاوعد درت نأب فاك ناك اذهو ، (قفرم) .هتيلهأ لماكب ناك دلاولا نأب تبثي يذلاو ةعيابملا دعب نيماع يأ ـه08/06/1432 يف ردصأ يذلا ةيسفنلا ةحصلا ريرقت ميدقتب انمقو : ةيلهألا لماك ريغ يدلاو نا ىعدا مث</w:t>
+        <w:t>ثم ادعى ان والدي غير كامل الأهلية : وقمنا بتقديم تقرير الصحة النفسية الذي أصدر في 08/06/1432هـ أي عامين بعد المبايعة والذي يثبت بأن الوالد كان بكامل أهليته. (مرفق) ، وهذا كان كاف بأن ترد دعواه.</w:t>
       </w:r>
     </w:p>
     <w:p>
@@ -296,7 +282,7 @@
           <w:b w:val="0"/>
           <w:i w:val="0"/>
         </w:rPr>
-        <w:t>روكذملا حلصلا قوطنم صنل ًاقفو ةروكذملا ىرخألا تاكرشلاو ةكرشلا هذه نم ءاكرشلا ضعبل جراختلا متو لامكلاو مامتلاب حلصلا اذه ىضتقم ذافنا مت دقو</w:t>
+        <w:t>وقد تم انفاذ مقتضى هذا الصلح بالتمام والكمال وتم التخارج لبعض الشركاء من هذه الشركة والشركات الأخرى المذكورة وفقاً لنص منطوق الصلح المذكور</w:t>
         <w:br/>
         <w:t>الا انه وللاسف بعد ذلك كله استمر شقيقي عدنان في اقامة دعاوى ضدي بخصوص هذه الشركة والشركات التابعة لها وكانها لم تنتهي ، وعلى سبيل المثال لا الحصر فقد اقام شقيقي عدنان دعوى ضدي فى عام ١٤٣٣ هـ اي بعد ان تم هذا الصلح بيننا في المحكمة الادارية وتمت اجازته والزامنا بموجبه وهذه الدعوى بخصوص شركة كورتينا للصناعات الغذائية المحدودة يطالب فيها بشراكته في هذه الشركة وحلها وتصفيتها وتحميلي كامل الخسائر و تعويضه عن الاضرار المادية التى لحقت به و نسي او تناسى ان هذه الشركة من ضمن الشركات التابعة لشركة احمد زيني و اولاده التي سبق ان تم الصلح فيها وسبق الحكم فيها ومن حسن الحظ ان تمت احالة هذه الدعوى إلى الدائرة التجارية الثانية بالمحكمة الادارية بجدة فرفضت الدائرة هذه الدعوى لسبق الحكم فيها بموجب الصلح المذكور الذي تم بقناعة الطرفين</w:t>
       </w:r>
@@ -311,7 +297,7 @@
           <w:b w:val="0"/>
           <w:i w:val="0"/>
         </w:rPr>
-        <w:t>:ةلازغ وبأ ريرقت</w:t>
+        <w:t>تقرير أبو غزالة:</w:t>
       </w:r>
     </w:p>
     <w:p>
@@ -610,7 +596,7 @@
           <w:b w:val="0"/>
           <w:i w:val="0"/>
         </w:rPr>
-        <w:t>.ةيلهألا لماك ناك ه1432 ماعو 1431 ماع ثروملا نأ دكؤت لدعلا ةباتك نم تادنتسمو يعرش مكح دوجو مغر دقاعتلا تقو هتافرصتل كردم ريغ ثروملا نأ معزت فيكو ،ررحملا ريوزت توبث نود ثروملا نم عقوم ريغ دقعلا نأب ةحيحص ريغ ةنيرق ىلع ةمكحملا دمتعت فيك ذإ ،تابثإلا ماظنل فلاخمو ةيعرش ماكحأو ةقثوم تاررحمل فلاخم بيبستلا يف راوعلا اذهو .(كردم ريغو ةيلهألا دقاف ناك عيبلا تقو ثروملا نأب تفتحا نئارقلا نأو سيسأتلا دقع ليدعتو عيبلا دقع ىلع عقوي مل ثروملا نأب تفتحا نئارقلا نأ) بيجعلا هبيبست يف هلوقب ماكحألا يف ةيماظنلاو ةيعرشلا لوصألا نع مكحلا جرخ :ًاسماخ</w:t>
+        <w:t>خامساً: خرج الحكم عن الأصول الشرعية والنظامية في الأحكام بقوله في تسبيبه العجيب (أن القرائن احتفت بأن المورث لم يوقع على عقد البيع وتعديل عقد التأسيس وأن القرائن احتفت بأن المورث وقت البيع كان فاقد الأهلية وغير مدرك). وهذا العوار في التسبيب مخالف لمحررات موثقة وأحكام شرعية ومخالف لنظام الإثبات، إذ كيف تعتمد المحكمة على قرينة غير صحيحة بأن العقد غير موقع من المورث دون ثبوت تزوير المحرر، وكيف تزعم أن المورث غير مدرك لتصرفاته وقت التعاقد رغم وجود حكم شرعي ومستندات من كتابة العدل تؤكد أن المورث عام 1431 وعام 1432ه كان كامل الأهلية.</w:t>
       </w:r>
     </w:p>
     <w:p>
@@ -785,7 +771,7 @@
           <w:b w:val="0"/>
           <w:i w:val="0"/>
         </w:rPr>
-        <w:t>دوهشلا تاداهش ٨-</w:t>
+        <w:t>٨- شهادات الشهود</w:t>
       </w:r>
     </w:p>
     <w:sectPr>
